--- a/wwwroot/DocxModel/Common_PHY/PHY_YarnCount.docx
+++ b/wwwroot/DocxModel/Common_PHY/PHY_YarnCount.docx
@@ -13,9 +13,10 @@
         <w:sectPr>
           <w:headerReference w:type="even" r:id="rId8"/>
           <w:headerReference w:type="default" r:id="rId9"/>
-          <w:footerReference w:type="default" r:id="rId10"/>
-          <w:headerReference w:type="first" r:id="rId11"/>
-          <w:footerReference w:type="first" r:id="rId12"/>
+          <w:footerReference w:type="even" r:id="rId10"/>
+          <w:footerReference w:type="default" r:id="rId11"/>
+          <w:headerReference w:type="first" r:id="rId12"/>
+          <w:footerReference w:type="first" r:id="rId13"/>
           <w:pgSz w:w="11906" w:h="16838"/>
           <w:pgMar w:top="720" w:right="720" w:bottom="720" w:left="720" w:header="60" w:footer="708" w:gutter="0"/>
           <w:cols w:space="708"/>
@@ -452,20 +453,13 @@
                 <w:tab w:val="left" w:pos="1467"/>
               </w:tabs>
               <w:spacing w:after="0" w:line="240" w:lineRule="auto"/>
-              <w:rPr>
-                <w:rFonts w:ascii="Arial" w:eastAsia="黑体" w:hAnsi="Arial" w:cs="Arial"/>
-                <w:sz w:val="20"/>
-                <w:szCs w:val="20"/>
-              </w:rPr>
-            </w:pPr>
-            <w:r>
-              <w:rPr>
-                <w:rFonts w:ascii="Arial" w:eastAsia="黑体" w:hAnsi="Arial" w:cs="Arial"/>
-                <w:sz w:val="20"/>
-                <w:szCs w:val="20"/>
-              </w:rPr>
-              <w:tab/>
-            </w:r>
+              <w:jc w:val="center"/>
+              <w:rPr>
+                <w:rFonts w:ascii="Arial" w:eastAsia="黑体" w:hAnsi="Arial" w:cs="Arial"/>
+                <w:sz w:val="20"/>
+                <w:szCs w:val="20"/>
+              </w:rPr>
+            </w:pPr>
           </w:p>
         </w:tc>
         <w:tc>
@@ -478,6 +472,7 @@
                 <w:tab w:val="left" w:pos="1467"/>
               </w:tabs>
               <w:spacing w:after="0" w:line="240" w:lineRule="auto"/>
+              <w:jc w:val="center"/>
               <w:rPr>
                 <w:rFonts w:ascii="Arial" w:eastAsia="黑体" w:hAnsi="Arial" w:cs="Arial"/>
                 <w:sz w:val="20"/>
@@ -496,6 +491,7 @@
                 <w:tab w:val="left" w:pos="1467"/>
               </w:tabs>
               <w:spacing w:after="0" w:line="240" w:lineRule="auto"/>
+              <w:jc w:val="center"/>
               <w:rPr>
                 <w:rFonts w:ascii="Arial" w:eastAsia="黑体" w:hAnsi="Arial" w:cs="Arial"/>
                 <w:sz w:val="20"/>
@@ -514,6 +510,7 @@
                 <w:tab w:val="left" w:pos="1467"/>
               </w:tabs>
               <w:spacing w:after="0" w:line="240" w:lineRule="auto"/>
+              <w:jc w:val="center"/>
               <w:rPr>
                 <w:rFonts w:ascii="Arial" w:eastAsia="黑体" w:hAnsi="Arial" w:cs="Arial"/>
                 <w:sz w:val="20"/>
@@ -532,6 +529,7 @@
                 <w:tab w:val="left" w:pos="1467"/>
               </w:tabs>
               <w:spacing w:after="0" w:line="240" w:lineRule="auto"/>
+              <w:jc w:val="center"/>
               <w:rPr>
                 <w:rFonts w:ascii="Arial" w:eastAsia="黑体" w:hAnsi="Arial" w:cs="Arial"/>
                 <w:sz w:val="20"/>
@@ -579,6 +577,7 @@
           <w:p>
             <w:pPr>
               <w:spacing w:after="0" w:line="240" w:lineRule="auto"/>
+              <w:jc w:val="center"/>
               <w:rPr>
                 <w:rFonts w:ascii="Arial" w:eastAsia="黑体" w:hAnsi="Arial" w:cs="Arial"/>
                 <w:sz w:val="20"/>
@@ -594,6 +593,7 @@
           <w:p>
             <w:pPr>
               <w:spacing w:after="0" w:line="240" w:lineRule="auto"/>
+              <w:jc w:val="center"/>
               <w:rPr>
                 <w:rFonts w:ascii="Arial" w:eastAsia="黑体" w:hAnsi="Arial" w:cs="Arial"/>
                 <w:sz w:val="20"/>
@@ -609,6 +609,7 @@
           <w:p>
             <w:pPr>
               <w:spacing w:after="0" w:line="240" w:lineRule="auto"/>
+              <w:jc w:val="center"/>
               <w:rPr>
                 <w:rFonts w:ascii="Arial" w:eastAsia="黑体" w:hAnsi="Arial" w:cs="Arial"/>
                 <w:sz w:val="20"/>
@@ -624,6 +625,7 @@
           <w:p>
             <w:pPr>
               <w:spacing w:after="0" w:line="240" w:lineRule="auto"/>
+              <w:jc w:val="center"/>
               <w:rPr>
                 <w:rFonts w:ascii="Arial" w:eastAsia="黑体" w:hAnsi="Arial" w:cs="Arial"/>
                 <w:sz w:val="20"/>
@@ -639,6 +641,7 @@
           <w:p>
             <w:pPr>
               <w:spacing w:after="0" w:line="240" w:lineRule="auto"/>
+              <w:jc w:val="center"/>
               <w:rPr>
                 <w:rFonts w:ascii="Arial" w:eastAsia="黑体" w:hAnsi="Arial" w:cs="Arial"/>
                 <w:sz w:val="20"/>
@@ -683,7 +686,6 @@
           </w:tcPr>
           <w:p>
             <w:pPr>
-              <w:wordWrap w:val="0"/>
               <w:spacing w:after="0" w:line="240" w:lineRule="auto"/>
               <w:jc w:val="right"/>
               <w:rPr>
@@ -710,6 +712,7 @@
           <w:p>
             <w:pPr>
               <w:spacing w:after="0" w:line="240" w:lineRule="auto"/>
+              <w:jc w:val="center"/>
               <w:rPr>
                 <w:rFonts w:ascii="Arial" w:eastAsia="黑体" w:hAnsi="Arial" w:cs="Arial"/>
                 <w:sz w:val="20"/>
@@ -725,6 +728,7 @@
           <w:p>
             <w:pPr>
               <w:spacing w:after="0" w:line="240" w:lineRule="auto"/>
+              <w:jc w:val="center"/>
               <w:rPr>
                 <w:rFonts w:ascii="Arial" w:eastAsia="黑体" w:hAnsi="Arial" w:cs="Arial"/>
                 <w:sz w:val="20"/>
@@ -740,6 +744,7 @@
           <w:p>
             <w:pPr>
               <w:spacing w:after="0" w:line="240" w:lineRule="auto"/>
+              <w:jc w:val="center"/>
               <w:rPr>
                 <w:rFonts w:ascii="Arial" w:eastAsia="黑体" w:hAnsi="Arial" w:cs="Arial"/>
                 <w:sz w:val="20"/>
@@ -755,6 +760,7 @@
           <w:p>
             <w:pPr>
               <w:spacing w:after="0" w:line="240" w:lineRule="auto"/>
+              <w:jc w:val="center"/>
               <w:rPr>
                 <w:rFonts w:ascii="Arial" w:eastAsia="黑体" w:hAnsi="Arial" w:cs="Arial"/>
                 <w:sz w:val="20"/>
@@ -770,6 +776,7 @@
           <w:p>
             <w:pPr>
               <w:spacing w:after="0" w:line="240" w:lineRule="auto"/>
+              <w:jc w:val="center"/>
               <w:rPr>
                 <w:rFonts w:ascii="Arial" w:eastAsia="黑体" w:hAnsi="Arial" w:cs="Arial"/>
                 <w:sz w:val="20"/>
@@ -3733,7 +3740,7 @@
       </w:pPr>
     </w:p>
     <w:sectPr>
-      <w:footerReference w:type="default" r:id="rId13"/>
+      <w:footerReference w:type="default" r:id="rId14"/>
       <w:type w:val="continuous"/>
       <w:pgSz w:w="11906" w:h="16838"/>
       <w:pgMar w:top="720" w:right="720" w:bottom="720" w:left="720" w:header="60" w:footer="708" w:gutter="0"/>
@@ -3770,6 +3777,16 @@
 </file>
 
 <file path=word/footer1.xml><?xml version="1.0" encoding="utf-8"?>
+<w:ftr xmlns:wpc="http://schemas.microsoft.com/office/word/2010/wordprocessingCanvas" xmlns:cx="http://schemas.microsoft.com/office/drawing/2014/chartex" xmlns:cx1="http://schemas.microsoft.com/office/drawing/2015/9/8/chartex" xmlns:cx2="http://schemas.microsoft.com/office/drawing/2015/10/21/chartex" xmlns:cx3="http://schemas.microsoft.com/office/drawing/2016/5/9/chartex" xmlns:cx4="http://schemas.microsoft.com/office/drawing/2016/5/10/chartex" xmlns:cx5="http://schemas.microsoft.com/office/drawing/2016/5/11/chartex" xmlns:cx6="http://schemas.microsoft.com/office/drawing/2016/5/12/chartex" xmlns:cx7="http://schemas.microsoft.com/office/drawing/2016/5/13/chartex" xmlns:cx8="http://schemas.microsoft.com/office/drawing/2016/5/14/chartex" xmlns:mc="http://schemas.openxmlformats.org/markup-compatibility/2006" xmlns:aink="http://schemas.microsoft.com/office/drawing/2016/ink" xmlns:am3d="http://schemas.microsoft.com/office/drawing/2017/model3d" xmlns:o="urn:schemas-microsoft-com:office:office" xmlns:oel="http://schemas.microsoft.com/office/2019/extlst" xmlns:r="http://schemas.openxmlformats.org/officeDocument/2006/relationships" xmlns:m="http://schemas.openxmlformats.org/officeDocument/2006/math" xmlns:v="urn:schemas-microsoft-com:vml" xmlns:wp14="http://schemas.microsoft.com/office/word/2010/wordprocessingDrawing" xmlns:wp="http://schemas.openxmlformats.org/drawingml/2006/wordprocessingDrawing" xmlns:w10="urn:schemas-microsoft-com:office:word" xmlns:w="http://schemas.openxmlformats.org/wordprocessingml/2006/main" xmlns:w14="http://schemas.microsoft.com/office/word/2010/wordml" xmlns:w15="http://schemas.microsoft.com/office/word/2012/wordml" xmlns:w16cex="http://schemas.microsoft.com/office/word/2018/wordml/cex" xmlns:w16cid="http://schemas.microsoft.com/office/word/2016/wordml/cid" xmlns:w16="http://schemas.microsoft.com/office/word/2018/wordml" xmlns:w16du="http://schemas.microsoft.com/office/word/2023/wordml/word16du" xmlns:w16sdtdh="http://schemas.microsoft.com/office/word/2020/wordml/sdtdatahash" xmlns:w16sdtfl="http://schemas.microsoft.com/office/word/2024/wordml/sdtformatlock" xmlns:w16se="http://schemas.microsoft.com/office/word/2015/wordml/symex" xmlns:wpg="http://schemas.microsoft.com/office/word/2010/wordprocessingGroup" xmlns:wpi="http://schemas.microsoft.com/office/word/2010/wordprocessingInk" xmlns:wne="http://schemas.microsoft.com/office/word/2006/wordml" xmlns:wps="http://schemas.microsoft.com/office/word/2010/wordprocessingShape" mc:Ignorable="w14 w15 w16se w16cid w16 w16cex w16sdtdh w16sdtfl w16du wp14">
+  <w:p>
+    <w:pPr>
+      <w:pStyle w:val="a5"/>
+    </w:pPr>
+  </w:p>
+</w:ftr>
+</file>
+
+<file path=word/footer2.xml><?xml version="1.0" encoding="utf-8"?>
 <w:ftr xmlns:wpc="http://schemas.microsoft.com/office/word/2010/wordprocessingCanvas" xmlns:cx="http://schemas.microsoft.com/office/drawing/2014/chartex" xmlns:cx1="http://schemas.microsoft.com/office/drawing/2015/9/8/chartex" xmlns:cx2="http://schemas.microsoft.com/office/drawing/2015/10/21/chartex" xmlns:cx3="http://schemas.microsoft.com/office/drawing/2016/5/9/chartex" xmlns:cx4="http://schemas.microsoft.com/office/drawing/2016/5/10/chartex" xmlns:cx5="http://schemas.microsoft.com/office/drawing/2016/5/11/chartex" xmlns:cx6="http://schemas.microsoft.com/office/drawing/2016/5/12/chartex" xmlns:cx7="http://schemas.microsoft.com/office/drawing/2016/5/13/chartex" xmlns:cx8="http://schemas.microsoft.com/office/drawing/2016/5/14/chartex" xmlns:mc="http://schemas.openxmlformats.org/markup-compatibility/2006" xmlns:aink="http://schemas.microsoft.com/office/drawing/2016/ink" xmlns:am3d="http://schemas.microsoft.com/office/drawing/2017/model3d" xmlns:o="urn:schemas-microsoft-com:office:office" xmlns:oel="http://schemas.microsoft.com/office/2019/extlst" xmlns:r="http://schemas.openxmlformats.org/officeDocument/2006/relationships" xmlns:m="http://schemas.openxmlformats.org/officeDocument/2006/math" xmlns:v="urn:schemas-microsoft-com:vml" xmlns:wp14="http://schemas.microsoft.com/office/word/2010/wordprocessingDrawing" xmlns:wp="http://schemas.openxmlformats.org/drawingml/2006/wordprocessingDrawing" xmlns:w10="urn:schemas-microsoft-com:office:word" xmlns:w="http://schemas.openxmlformats.org/wordprocessingml/2006/main" xmlns:w14="http://schemas.microsoft.com/office/word/2010/wordml" xmlns:w15="http://schemas.microsoft.com/office/word/2012/wordml" xmlns:w16cex="http://schemas.microsoft.com/office/word/2018/wordml/cex" xmlns:w16cid="http://schemas.microsoft.com/office/word/2016/wordml/cid" xmlns:w16="http://schemas.microsoft.com/office/word/2018/wordml" xmlns:w16du="http://schemas.microsoft.com/office/word/2023/wordml/word16du" xmlns:w16sdtdh="http://schemas.microsoft.com/office/word/2020/wordml/sdtdatahash" xmlns:w16sdtfl="http://schemas.microsoft.com/office/word/2024/wordml/sdtformatlock" xmlns:w16se="http://schemas.microsoft.com/office/word/2015/wordml/symex" xmlns:wpg="http://schemas.microsoft.com/office/word/2010/wordprocessingGroup" xmlns:wpi="http://schemas.microsoft.com/office/word/2010/wordprocessingInk" xmlns:wne="http://schemas.microsoft.com/office/word/2006/wordml" xmlns:wps="http://schemas.microsoft.com/office/word/2010/wordprocessingShape" mc:Ignorable="w14 w15 w16se w16cid w16 w16cex w16sdtdh w16sdtfl w16du wp14">
   <w:tbl>
     <w:tblPr>
@@ -4151,7 +4168,7 @@
 </w:ftr>
 </file>
 
-<file path=word/footer2.xml><?xml version="1.0" encoding="utf-8"?>
+<file path=word/footer3.xml><?xml version="1.0" encoding="utf-8"?>
 <w:ftr xmlns:wpc="http://schemas.microsoft.com/office/word/2010/wordprocessingCanvas" xmlns:cx="http://schemas.microsoft.com/office/drawing/2014/chartex" xmlns:cx1="http://schemas.microsoft.com/office/drawing/2015/9/8/chartex" xmlns:cx2="http://schemas.microsoft.com/office/drawing/2015/10/21/chartex" xmlns:cx3="http://schemas.microsoft.com/office/drawing/2016/5/9/chartex" xmlns:cx4="http://schemas.microsoft.com/office/drawing/2016/5/10/chartex" xmlns:cx5="http://schemas.microsoft.com/office/drawing/2016/5/11/chartex" xmlns:cx6="http://schemas.microsoft.com/office/drawing/2016/5/12/chartex" xmlns:cx7="http://schemas.microsoft.com/office/drawing/2016/5/13/chartex" xmlns:cx8="http://schemas.microsoft.com/office/drawing/2016/5/14/chartex" xmlns:mc="http://schemas.openxmlformats.org/markup-compatibility/2006" xmlns:aink="http://schemas.microsoft.com/office/drawing/2016/ink" xmlns:am3d="http://schemas.microsoft.com/office/drawing/2017/model3d" xmlns:o="urn:schemas-microsoft-com:office:office" xmlns:oel="http://schemas.microsoft.com/office/2019/extlst" xmlns:r="http://schemas.openxmlformats.org/officeDocument/2006/relationships" xmlns:m="http://schemas.openxmlformats.org/officeDocument/2006/math" xmlns:v="urn:schemas-microsoft-com:vml" xmlns:wp14="http://schemas.microsoft.com/office/word/2010/wordprocessingDrawing" xmlns:wp="http://schemas.openxmlformats.org/drawingml/2006/wordprocessingDrawing" xmlns:w10="urn:schemas-microsoft-com:office:word" xmlns:w="http://schemas.openxmlformats.org/wordprocessingml/2006/main" xmlns:w14="http://schemas.microsoft.com/office/word/2010/wordml" xmlns:w15="http://schemas.microsoft.com/office/word/2012/wordml" xmlns:w16cex="http://schemas.microsoft.com/office/word/2018/wordml/cex" xmlns:w16cid="http://schemas.microsoft.com/office/word/2016/wordml/cid" xmlns:w16="http://schemas.microsoft.com/office/word/2018/wordml" xmlns:w16du="http://schemas.microsoft.com/office/word/2023/wordml/word16du" xmlns:w16sdtdh="http://schemas.microsoft.com/office/word/2020/wordml/sdtdatahash" xmlns:w16sdtfl="http://schemas.microsoft.com/office/word/2024/wordml/sdtformatlock" xmlns:w16se="http://schemas.microsoft.com/office/word/2015/wordml/symex" xmlns:wpg="http://schemas.microsoft.com/office/word/2010/wordprocessingGroup" xmlns:wpi="http://schemas.microsoft.com/office/word/2010/wordprocessingInk" xmlns:wne="http://schemas.microsoft.com/office/word/2006/wordml" xmlns:wps="http://schemas.microsoft.com/office/word/2010/wordprocessingShape" mc:Ignorable="w14 w15 w16se w16cid w16 w16cex w16sdtdh w16sdtfl w16du wp14">
   <w:tbl>
     <w:tblPr>
@@ -5677,7 +5694,7 @@
 </w:ftr>
 </file>
 
-<file path=word/footer3.xml><?xml version="1.0" encoding="utf-8"?>
+<file path=word/footer4.xml><?xml version="1.0" encoding="utf-8"?>
 <w:ftr xmlns:wpc="http://schemas.microsoft.com/office/word/2010/wordprocessingCanvas" xmlns:cx="http://schemas.microsoft.com/office/drawing/2014/chartex" xmlns:cx1="http://schemas.microsoft.com/office/drawing/2015/9/8/chartex" xmlns:cx2="http://schemas.microsoft.com/office/drawing/2015/10/21/chartex" xmlns:cx3="http://schemas.microsoft.com/office/drawing/2016/5/9/chartex" xmlns:cx4="http://schemas.microsoft.com/office/drawing/2016/5/10/chartex" xmlns:cx5="http://schemas.microsoft.com/office/drawing/2016/5/11/chartex" xmlns:cx6="http://schemas.microsoft.com/office/drawing/2016/5/12/chartex" xmlns:cx7="http://schemas.microsoft.com/office/drawing/2016/5/13/chartex" xmlns:cx8="http://schemas.microsoft.com/office/drawing/2016/5/14/chartex" xmlns:mc="http://schemas.openxmlformats.org/markup-compatibility/2006" xmlns:aink="http://schemas.microsoft.com/office/drawing/2016/ink" xmlns:am3d="http://schemas.microsoft.com/office/drawing/2017/model3d" xmlns:o="urn:schemas-microsoft-com:office:office" xmlns:oel="http://schemas.microsoft.com/office/2019/extlst" xmlns:r="http://schemas.openxmlformats.org/officeDocument/2006/relationships" xmlns:m="http://schemas.openxmlformats.org/officeDocument/2006/math" xmlns:v="urn:schemas-microsoft-com:vml" xmlns:wp14="http://schemas.microsoft.com/office/word/2010/wordprocessingDrawing" xmlns:wp="http://schemas.openxmlformats.org/drawingml/2006/wordprocessingDrawing" xmlns:w10="urn:schemas-microsoft-com:office:word" xmlns:w="http://schemas.openxmlformats.org/wordprocessingml/2006/main" xmlns:w14="http://schemas.microsoft.com/office/word/2010/wordml" xmlns:w15="http://schemas.microsoft.com/office/word/2012/wordml" xmlns:w16cex="http://schemas.microsoft.com/office/word/2018/wordml/cex" xmlns:w16cid="http://schemas.microsoft.com/office/word/2016/wordml/cid" xmlns:w16="http://schemas.microsoft.com/office/word/2018/wordml" xmlns:w16du="http://schemas.microsoft.com/office/word/2023/wordml/word16du" xmlns:w16sdtdh="http://schemas.microsoft.com/office/word/2020/wordml/sdtdatahash" xmlns:w16sdtfl="http://schemas.microsoft.com/office/word/2024/wordml/sdtformatlock" xmlns:w16se="http://schemas.microsoft.com/office/word/2015/wordml/symex" xmlns:wpg="http://schemas.microsoft.com/office/word/2010/wordprocessingGroup" xmlns:wpi="http://schemas.microsoft.com/office/word/2010/wordprocessingInk" xmlns:wne="http://schemas.microsoft.com/office/word/2006/wordml" xmlns:wps="http://schemas.microsoft.com/office/word/2010/wordprocessingShape" mc:Ignorable="w14 w15 w16se w16cid w16 w16cex w16sdtdh w16sdtfl w16du wp14">
   <w:tbl>
     <w:tblPr>
@@ -6438,24 +6455,10 @@
           </w:r>
           <w:r>
             <w:rPr>
-              <w:rFonts w:asciiTheme="minorEastAsia" w:eastAsiaTheme="minorEastAsia" w:hAnsiTheme="minorEastAsia" w:cs="Arial" w:hint="eastAsia"/>
+              <w:rFonts w:asciiTheme="minorEastAsia" w:eastAsiaTheme="minorEastAsia" w:hAnsiTheme="minorEastAsia" w:cs="Arial"/>
               <w:bCs/>
             </w:rPr>
-            <w:t>PHY</w:t>
-          </w:r>
-          <w:r>
-            <w:rPr>
-              <w:rFonts w:asciiTheme="minorEastAsia" w:eastAsiaTheme="minorEastAsia" w:hAnsiTheme="minorEastAsia" w:cs="Arial" w:hint="eastAsia"/>
-              <w:bCs/>
-            </w:rPr>
-            <w:t>-</w:t>
-          </w:r>
-          <w:r>
-            <w:rPr>
-              <w:rFonts w:asciiTheme="minorEastAsia" w:eastAsiaTheme="minorEastAsia" w:hAnsiTheme="minorEastAsia" w:cs="Arial" w:hint="eastAsia"/>
-              <w:bCs/>
-            </w:rPr>
-            <w:t>Weight</w:t>
+            <w:t>PHY-YarnCount</w:t>
           </w:r>
           <w:r>
             <w:rPr>
